--- a/por/docx/023.content.docx
+++ b/por/docx/023.content.docx
@@ -435,66 +435,48 @@
           <w:lang w:val="pt_PT" w:bidi="pt_PT"/>
         </w:rPr>
       </w:r>
-      <w:hyperlink r:id="rId13">
-        <w:r>
-          <w:rPr>
-            <w:lang w:val="pt_PT" w:bidi="pt_PT"/>
-          </w:rPr>
-          <w:rPr>
-            <w:color w:val="0000EE"/>
-            <w:u w:val="single"/>
-          </w:rPr>
-          <w:t>Esdras 5.1–2</w:t>
-        </w:r>
-      </w:hyperlink>
-    </w:p>
-    <w:p>
-      <w:pPr>
-        <w:pStyle w:val="ListBullet"/>
-        <w:spacing w:line="240" w:lineRule="auto"/>
-        <w:ind w:left="720"/>
-      </w:pPr>
-      <w:r>
-        <w:rPr>
-          <w:lang w:val="pt_PT" w:bidi="pt_PT"/>
-        </w:rPr>
-      </w:r>
-      <w:hyperlink r:id="rId14">
-        <w:r>
-          <w:rPr>
-            <w:lang w:val="pt_PT" w:bidi="pt_PT"/>
-          </w:rPr>
-          <w:rPr>
-            <w:color w:val="0000EE"/>
-            <w:u w:val="single"/>
-          </w:rPr>
-          <w:t>Mateus 23.34–36</w:t>
-        </w:r>
-      </w:hyperlink>
-    </w:p>
-    <w:p>
-      <w:pPr>
-        <w:pStyle w:val="ListBullet"/>
-        <w:spacing w:line="240" w:lineRule="auto"/>
-        <w:ind w:left="720"/>
-      </w:pPr>
-      <w:r>
-        <w:rPr>
-          <w:lang w:val="pt_PT" w:bidi="pt_PT"/>
-        </w:rPr>
-      </w:r>
-      <w:hyperlink r:id="rId15">
-        <w:r>
-          <w:rPr>
-            <w:lang w:val="pt_PT" w:bidi="pt_PT"/>
-          </w:rPr>
-          <w:rPr>
-            <w:color w:val="0000EE"/>
-            <w:u w:val="single"/>
-          </w:rPr>
-          <w:t>Zacarias 1.1–3</w:t>
-        </w:r>
-      </w:hyperlink>
+      <w:r>
+        <w:rPr>
+          <w:lang w:val="pt_PT" w:bidi="pt_PT"/>
+        </w:rPr>
+        <w:t>Esdras 5.1–2</w:t>
+      </w:r>
+    </w:p>
+    <w:p>
+      <w:pPr>
+        <w:pStyle w:val="ListBullet"/>
+        <w:spacing w:line="240" w:lineRule="auto"/>
+        <w:ind w:left="720"/>
+      </w:pPr>
+      <w:r>
+        <w:rPr>
+          <w:lang w:val="pt_PT" w:bidi="pt_PT"/>
+        </w:rPr>
+      </w:r>
+      <w:r>
+        <w:rPr>
+          <w:lang w:val="pt_PT" w:bidi="pt_PT"/>
+        </w:rPr>
+        <w:t>Mateus 23.34–36</w:t>
+      </w:r>
+    </w:p>
+    <w:p>
+      <w:pPr>
+        <w:pStyle w:val="ListBullet"/>
+        <w:spacing w:line="240" w:lineRule="auto"/>
+        <w:ind w:left="720"/>
+      </w:pPr>
+      <w:r>
+        <w:rPr>
+          <w:lang w:val="pt_PT" w:bidi="pt_PT"/>
+        </w:rPr>
+      </w:r>
+      <w:r>
+        <w:rPr>
+          <w:lang w:val="pt_PT" w:bidi="pt_PT"/>
+        </w:rPr>
+        <w:t>Zacarias 1.1–3</w:t>
+      </w:r>
     </w:p>
     <w:p>
       <w:pPr>
@@ -724,90 +706,66 @@
           <w:lang w:val="pt_PT" w:bidi="pt_PT"/>
         </w:rPr>
       </w:r>
-      <w:hyperlink r:id="rId16">
-        <w:r>
-          <w:rPr>
-            <w:lang w:val="pt_PT" w:bidi="pt_PT"/>
-          </w:rPr>
-          <w:rPr>
-            <w:color w:val="0000EE"/>
-            <w:u w:val="single"/>
-          </w:rPr>
-          <w:t>Lucas 1.5–7</w:t>
-        </w:r>
-      </w:hyperlink>
-    </w:p>
-    <w:p>
-      <w:pPr>
-        <w:pStyle w:val="ListBullet"/>
-        <w:spacing w:line="240" w:lineRule="auto"/>
-        <w:ind w:left="720"/>
-      </w:pPr>
-      <w:r>
-        <w:rPr>
-          <w:lang w:val="pt_PT" w:bidi="pt_PT"/>
-        </w:rPr>
-      </w:r>
-      <w:hyperlink r:id="rId17">
-        <w:r>
-          <w:rPr>
-            <w:lang w:val="pt_PT" w:bidi="pt_PT"/>
-          </w:rPr>
-          <w:rPr>
-            <w:color w:val="0000EE"/>
-            <w:u w:val="single"/>
-          </w:rPr>
-          <w:t>Lucas 1.21–23</w:t>
-        </w:r>
-      </w:hyperlink>
-    </w:p>
-    <w:p>
-      <w:pPr>
-        <w:pStyle w:val="ListBullet"/>
-        <w:spacing w:line="240" w:lineRule="auto"/>
-        <w:ind w:left="720"/>
-      </w:pPr>
-      <w:r>
-        <w:rPr>
-          <w:lang w:val="pt_PT" w:bidi="pt_PT"/>
-        </w:rPr>
-      </w:r>
-      <w:hyperlink r:id="rId18">
-        <w:r>
-          <w:rPr>
-            <w:lang w:val="pt_PT" w:bidi="pt_PT"/>
-          </w:rPr>
-          <w:rPr>
-            <w:color w:val="0000EE"/>
-            <w:u w:val="single"/>
-          </w:rPr>
-          <w:t>Lucas 1.39–41</w:t>
-        </w:r>
-      </w:hyperlink>
-    </w:p>
-    <w:p>
-      <w:pPr>
-        <w:pStyle w:val="ListBullet"/>
-        <w:spacing w:line="240" w:lineRule="auto"/>
-        <w:ind w:left="720"/>
-      </w:pPr>
-      <w:r>
-        <w:rPr>
-          <w:lang w:val="pt_PT" w:bidi="pt_PT"/>
-        </w:rPr>
-      </w:r>
-      <w:hyperlink r:id="rId19">
-        <w:r>
-          <w:rPr>
-            <w:lang w:val="pt_PT" w:bidi="pt_PT"/>
-          </w:rPr>
-          <w:rPr>
-            <w:color w:val="0000EE"/>
-            <w:u w:val="single"/>
-          </w:rPr>
-          <w:t>Lucas 3.1–2</w:t>
-        </w:r>
-      </w:hyperlink>
+      <w:r>
+        <w:rPr>
+          <w:lang w:val="pt_PT" w:bidi="pt_PT"/>
+        </w:rPr>
+        <w:t>Lucas 1.5–7</w:t>
+      </w:r>
+    </w:p>
+    <w:p>
+      <w:pPr>
+        <w:pStyle w:val="ListBullet"/>
+        <w:spacing w:line="240" w:lineRule="auto"/>
+        <w:ind w:left="720"/>
+      </w:pPr>
+      <w:r>
+        <w:rPr>
+          <w:lang w:val="pt_PT" w:bidi="pt_PT"/>
+        </w:rPr>
+      </w:r>
+      <w:r>
+        <w:rPr>
+          <w:lang w:val="pt_PT" w:bidi="pt_PT"/>
+        </w:rPr>
+        <w:t>Lucas 1.21–23</w:t>
+      </w:r>
+    </w:p>
+    <w:p>
+      <w:pPr>
+        <w:pStyle w:val="ListBullet"/>
+        <w:spacing w:line="240" w:lineRule="auto"/>
+        <w:ind w:left="720"/>
+      </w:pPr>
+      <w:r>
+        <w:rPr>
+          <w:lang w:val="pt_PT" w:bidi="pt_PT"/>
+        </w:rPr>
+      </w:r>
+      <w:r>
+        <w:rPr>
+          <w:lang w:val="pt_PT" w:bidi="pt_PT"/>
+        </w:rPr>
+        <w:t>Lucas 1.39–41</w:t>
+      </w:r>
+    </w:p>
+    <w:p>
+      <w:pPr>
+        <w:pStyle w:val="ListBullet"/>
+        <w:spacing w:line="240" w:lineRule="auto"/>
+        <w:ind w:left="720"/>
+      </w:pPr>
+      <w:r>
+        <w:rPr>
+          <w:lang w:val="pt_PT" w:bidi="pt_PT"/>
+        </w:rPr>
+      </w:r>
+      <w:r>
+        <w:rPr>
+          <w:lang w:val="pt_PT" w:bidi="pt_PT"/>
+        </w:rPr>
+        <w:t>Lucas 3.1–2</w:t>
+      </w:r>
     </w:p>
     <w:p>
       <w:pPr>
@@ -1254,90 +1212,66 @@
           <w:lang w:val="pt_PT" w:bidi="pt_PT"/>
         </w:rPr>
       </w:r>
-      <w:hyperlink r:id="rId20">
-        <w:r>
-          <w:rPr>
-            <w:lang w:val="pt_PT" w:bidi="pt_PT"/>
-          </w:rPr>
-          <w:rPr>
-            <w:color w:val="0000EE"/>
-            <w:u w:val="single"/>
-          </w:rPr>
-          <w:t>1 Crônicas 24.1–3</w:t>
-        </w:r>
-      </w:hyperlink>
-    </w:p>
-    <w:p>
-      <w:pPr>
-        <w:pStyle w:val="ListBullet"/>
-        <w:spacing w:line="240" w:lineRule="auto"/>
-        <w:ind w:left="720"/>
-      </w:pPr>
-      <w:r>
-        <w:rPr>
-          <w:lang w:val="pt_PT" w:bidi="pt_PT"/>
-        </w:rPr>
-      </w:r>
-      <w:hyperlink r:id="rId21">
-        <w:r>
-          <w:rPr>
-            <w:lang w:val="pt_PT" w:bidi="pt_PT"/>
-          </w:rPr>
-          <w:rPr>
-            <w:color w:val="0000EE"/>
-            <w:u w:val="single"/>
-          </w:rPr>
-          <w:t>1 Reis 1.26–27</w:t>
-        </w:r>
-      </w:hyperlink>
-    </w:p>
-    <w:p>
-      <w:pPr>
-        <w:pStyle w:val="ListBullet"/>
-        <w:spacing w:line="240" w:lineRule="auto"/>
-        <w:ind w:left="720"/>
-      </w:pPr>
-      <w:r>
-        <w:rPr>
-          <w:lang w:val="pt_PT" w:bidi="pt_PT"/>
-        </w:rPr>
-      </w:r>
-      <w:hyperlink r:id="rId22">
-        <w:r>
-          <w:rPr>
-            <w:lang w:val="pt_PT" w:bidi="pt_PT"/>
-          </w:rPr>
-          <w:rPr>
-            <w:color w:val="0000EE"/>
-            <w:u w:val="single"/>
-          </w:rPr>
-          <w:t>2 Samuel 15.24–26</w:t>
-        </w:r>
-      </w:hyperlink>
-    </w:p>
-    <w:p>
-      <w:pPr>
-        <w:pStyle w:val="ListBullet"/>
-        <w:spacing w:line="240" w:lineRule="auto"/>
-        <w:ind w:left="720"/>
-      </w:pPr>
-      <w:r>
-        <w:rPr>
-          <w:lang w:val="pt_PT" w:bidi="pt_PT"/>
-        </w:rPr>
-      </w:r>
-      <w:hyperlink r:id="rId23">
-        <w:r>
-          <w:rPr>
-            <w:lang w:val="pt_PT" w:bidi="pt_PT"/>
-          </w:rPr>
-          <w:rPr>
-            <w:color w:val="0000EE"/>
-            <w:u w:val="single"/>
-          </w:rPr>
-          <w:t>Mateus 1.12–14</w:t>
-        </w:r>
-      </w:hyperlink>
+      <w:r>
+        <w:rPr>
+          <w:lang w:val="pt_PT" w:bidi="pt_PT"/>
+        </w:rPr>
+        <w:t>1 Crônicas 24.1–3</w:t>
+      </w:r>
+    </w:p>
+    <w:p>
+      <w:pPr>
+        <w:pStyle w:val="ListBullet"/>
+        <w:spacing w:line="240" w:lineRule="auto"/>
+        <w:ind w:left="720"/>
+      </w:pPr>
+      <w:r>
+        <w:rPr>
+          <w:lang w:val="pt_PT" w:bidi="pt_PT"/>
+        </w:rPr>
+      </w:r>
+      <w:r>
+        <w:rPr>
+          <w:lang w:val="pt_PT" w:bidi="pt_PT"/>
+        </w:rPr>
+        <w:t>1 Reis 1.26–27</w:t>
+      </w:r>
+    </w:p>
+    <w:p>
+      <w:pPr>
+        <w:pStyle w:val="ListBullet"/>
+        <w:spacing w:line="240" w:lineRule="auto"/>
+        <w:ind w:left="720"/>
+      </w:pPr>
+      <w:r>
+        <w:rPr>
+          <w:lang w:val="pt_PT" w:bidi="pt_PT"/>
+        </w:rPr>
+      </w:r>
+      <w:r>
+        <w:rPr>
+          <w:lang w:val="pt_PT" w:bidi="pt_PT"/>
+        </w:rPr>
+        <w:t>2 Samuel 15.24–26</w:t>
+      </w:r>
+    </w:p>
+    <w:p>
+      <w:pPr>
+        <w:pStyle w:val="ListBullet"/>
+        <w:spacing w:line="240" w:lineRule="auto"/>
+        <w:ind w:left="720"/>
+      </w:pPr>
+      <w:r>
+        <w:rPr>
+          <w:lang w:val="pt_PT" w:bidi="pt_PT"/>
+        </w:rPr>
+      </w:r>
+      <w:r>
+        <w:rPr>
+          <w:lang w:val="pt_PT" w:bidi="pt_PT"/>
+        </w:rPr>
+        <w:t>Mateus 1.12–14</w:t>
+      </w:r>
     </w:p>
     <w:p>
       <w:pPr>
@@ -1603,42 +1537,30 @@
           <w:lang w:val="pt_PT" w:bidi="pt_PT"/>
         </w:rPr>
       </w:r>
-      <w:hyperlink r:id="rId24">
-        <w:r>
-          <w:rPr>
-            <w:lang w:val="pt_PT" w:bidi="pt_PT"/>
-          </w:rPr>
-          <w:rPr>
-            <w:color w:val="0000EE"/>
-            <w:u w:val="single"/>
-          </w:rPr>
-          <w:t>Lucas 19.2</w:t>
-        </w:r>
-      </w:hyperlink>
-    </w:p>
-    <w:p>
-      <w:pPr>
-        <w:pStyle w:val="ListBullet"/>
-        <w:spacing w:line="240" w:lineRule="auto"/>
-        <w:ind w:left="720"/>
-      </w:pPr>
-      <w:r>
-        <w:rPr>
-          <w:lang w:val="pt_PT" w:bidi="pt_PT"/>
-        </w:rPr>
-      </w:r>
-      <w:hyperlink r:id="rId25">
-        <w:r>
-          <w:rPr>
-            <w:lang w:val="pt_PT" w:bidi="pt_PT"/>
-          </w:rPr>
-          <w:rPr>
-            <w:color w:val="0000EE"/>
-            <w:u w:val="single"/>
-          </w:rPr>
-          <w:t>Lucas 19.6</w:t>
-        </w:r>
-      </w:hyperlink>
+      <w:r>
+        <w:rPr>
+          <w:lang w:val="pt_PT" w:bidi="pt_PT"/>
+        </w:rPr>
+        <w:t>Lucas 19.2</w:t>
+      </w:r>
+    </w:p>
+    <w:p>
+      <w:pPr>
+        <w:pStyle w:val="ListBullet"/>
+        <w:spacing w:line="240" w:lineRule="auto"/>
+        <w:ind w:left="720"/>
+      </w:pPr>
+      <w:r>
+        <w:rPr>
+          <w:lang w:val="pt_PT" w:bidi="pt_PT"/>
+        </w:rPr>
+      </w:r>
+      <w:r>
+        <w:rPr>
+          <w:lang w:val="pt_PT" w:bidi="pt_PT"/>
+        </w:rPr>
+        <w:t>Lucas 19.6</w:t>
+      </w:r>
     </w:p>
     <w:p>
       <w:pPr>
@@ -1862,138 +1784,102 @@
           <w:lang w:val="pt_PT" w:bidi="pt_PT"/>
         </w:rPr>
       </w:r>
-      <w:hyperlink r:id="rId26">
-        <w:r>
-          <w:rPr>
-            <w:lang w:val="pt_PT" w:bidi="pt_PT"/>
-          </w:rPr>
-          <w:rPr>
-            <w:color w:val="0000EE"/>
-            <w:u w:val="single"/>
-          </w:rPr>
-          <w:t>João 21.1–3</w:t>
-        </w:r>
-      </w:hyperlink>
-    </w:p>
-    <w:p>
-      <w:pPr>
-        <w:pStyle w:val="ListBullet"/>
-        <w:spacing w:line="240" w:lineRule="auto"/>
-        <w:ind w:left="720"/>
-      </w:pPr>
-      <w:r>
-        <w:rPr>
-          <w:lang w:val="pt_PT" w:bidi="pt_PT"/>
-        </w:rPr>
-      </w:r>
-      <w:hyperlink r:id="rId27">
-        <w:r>
-          <w:rPr>
-            <w:lang w:val="pt_PT" w:bidi="pt_PT"/>
-          </w:rPr>
-          <w:rPr>
-            <w:color w:val="0000EE"/>
-            <w:u w:val="single"/>
-          </w:rPr>
-          <w:t>Lucas 5.8–11</w:t>
-        </w:r>
-      </w:hyperlink>
-    </w:p>
-    <w:p>
-      <w:pPr>
-        <w:pStyle w:val="ListBullet"/>
-        <w:spacing w:line="240" w:lineRule="auto"/>
-        <w:ind w:left="720"/>
-      </w:pPr>
-      <w:r>
-        <w:rPr>
-          <w:lang w:val="pt_PT" w:bidi="pt_PT"/>
-        </w:rPr>
-      </w:r>
-      <w:hyperlink r:id="rId28">
-        <w:r>
-          <w:rPr>
-            <w:lang w:val="pt_PT" w:bidi="pt_PT"/>
-          </w:rPr>
-          <w:rPr>
-            <w:color w:val="0000EE"/>
-            <w:u w:val="single"/>
-          </w:rPr>
-          <w:t>Marcos 1.19–20</w:t>
-        </w:r>
-      </w:hyperlink>
-    </w:p>
-    <w:p>
-      <w:pPr>
-        <w:pStyle w:val="ListBullet"/>
-        <w:spacing w:line="240" w:lineRule="auto"/>
-        <w:ind w:left="720"/>
-      </w:pPr>
-      <w:r>
-        <w:rPr>
-          <w:lang w:val="pt_PT" w:bidi="pt_PT"/>
-        </w:rPr>
-      </w:r>
-      <w:hyperlink r:id="rId29">
-        <w:r>
-          <w:rPr>
-            <w:lang w:val="pt_PT" w:bidi="pt_PT"/>
-          </w:rPr>
-          <w:rPr>
-            <w:color w:val="0000EE"/>
-            <w:u w:val="single"/>
-          </w:rPr>
-          <w:t>Mateus 4.21–22</w:t>
-        </w:r>
-      </w:hyperlink>
-    </w:p>
-    <w:p>
-      <w:pPr>
-        <w:pStyle w:val="ListBullet"/>
-        <w:spacing w:line="240" w:lineRule="auto"/>
-        <w:ind w:left="720"/>
-      </w:pPr>
-      <w:r>
-        <w:rPr>
-          <w:lang w:val="pt_PT" w:bidi="pt_PT"/>
-        </w:rPr>
-      </w:r>
-      <w:hyperlink r:id="rId30">
-        <w:r>
-          <w:rPr>
-            <w:lang w:val="pt_PT" w:bidi="pt_PT"/>
-          </w:rPr>
-          <w:rPr>
-            <w:color w:val="0000EE"/>
-            <w:u w:val="single"/>
-          </w:rPr>
-          <w:t>Mateus 20.20</w:t>
-        </w:r>
-      </w:hyperlink>
-    </w:p>
-    <w:p>
-      <w:pPr>
-        <w:pStyle w:val="ListBullet"/>
-        <w:spacing w:line="240" w:lineRule="auto"/>
-        <w:ind w:left="720"/>
-      </w:pPr>
-      <w:r>
-        <w:rPr>
-          <w:lang w:val="pt_PT" w:bidi="pt_PT"/>
-        </w:rPr>
-      </w:r>
-      <w:hyperlink r:id="rId31">
-        <w:r>
-          <w:rPr>
-            <w:lang w:val="pt_PT" w:bidi="pt_PT"/>
-          </w:rPr>
-          <w:rPr>
-            <w:color w:val="0000EE"/>
-            <w:u w:val="single"/>
-          </w:rPr>
-          <w:t>Mateus 26.36–38</w:t>
-        </w:r>
-      </w:hyperlink>
+      <w:r>
+        <w:rPr>
+          <w:lang w:val="pt_PT" w:bidi="pt_PT"/>
+        </w:rPr>
+        <w:t>João 21.1–3</w:t>
+      </w:r>
+    </w:p>
+    <w:p>
+      <w:pPr>
+        <w:pStyle w:val="ListBullet"/>
+        <w:spacing w:line="240" w:lineRule="auto"/>
+        <w:ind w:left="720"/>
+      </w:pPr>
+      <w:r>
+        <w:rPr>
+          <w:lang w:val="pt_PT" w:bidi="pt_PT"/>
+        </w:rPr>
+      </w:r>
+      <w:r>
+        <w:rPr>
+          <w:lang w:val="pt_PT" w:bidi="pt_PT"/>
+        </w:rPr>
+        <w:t>Lucas 5.8–11</w:t>
+      </w:r>
+    </w:p>
+    <w:p>
+      <w:pPr>
+        <w:pStyle w:val="ListBullet"/>
+        <w:spacing w:line="240" w:lineRule="auto"/>
+        <w:ind w:left="720"/>
+      </w:pPr>
+      <w:r>
+        <w:rPr>
+          <w:lang w:val="pt_PT" w:bidi="pt_PT"/>
+        </w:rPr>
+      </w:r>
+      <w:r>
+        <w:rPr>
+          <w:lang w:val="pt_PT" w:bidi="pt_PT"/>
+        </w:rPr>
+        <w:t>Marcos 1.19–20</w:t>
+      </w:r>
+    </w:p>
+    <w:p>
+      <w:pPr>
+        <w:pStyle w:val="ListBullet"/>
+        <w:spacing w:line="240" w:lineRule="auto"/>
+        <w:ind w:left="720"/>
+      </w:pPr>
+      <w:r>
+        <w:rPr>
+          <w:lang w:val="pt_PT" w:bidi="pt_PT"/>
+        </w:rPr>
+      </w:r>
+      <w:r>
+        <w:rPr>
+          <w:lang w:val="pt_PT" w:bidi="pt_PT"/>
+        </w:rPr>
+        <w:t>Mateus 4.21–22</w:t>
+      </w:r>
+    </w:p>
+    <w:p>
+      <w:pPr>
+        <w:pStyle w:val="ListBullet"/>
+        <w:spacing w:line="240" w:lineRule="auto"/>
+        <w:ind w:left="720"/>
+      </w:pPr>
+      <w:r>
+        <w:rPr>
+          <w:lang w:val="pt_PT" w:bidi="pt_PT"/>
+        </w:rPr>
+      </w:r>
+      <w:r>
+        <w:rPr>
+          <w:lang w:val="pt_PT" w:bidi="pt_PT"/>
+        </w:rPr>
+        <w:t>Mateus 20.20</w:t>
+      </w:r>
+    </w:p>
+    <w:p>
+      <w:pPr>
+        <w:pStyle w:val="ListBullet"/>
+        <w:spacing w:line="240" w:lineRule="auto"/>
+        <w:ind w:left="720"/>
+      </w:pPr>
+      <w:r>
+        <w:rPr>
+          <w:lang w:val="pt_PT" w:bidi="pt_PT"/>
+        </w:rPr>
+      </w:r>
+      <w:r>
+        <w:rPr>
+          <w:lang w:val="pt_PT" w:bidi="pt_PT"/>
+        </w:rPr>
+        <w:t>Mateus 26.36–38</w:t>
+      </w:r>
     </w:p>
     <w:p>
       <w:pPr>
@@ -2223,138 +2109,102 @@
           <w:lang w:val="pt_PT" w:bidi="pt_PT"/>
         </w:rPr>
       </w:r>
-      <w:hyperlink r:id="rId32">
-        <w:r>
-          <w:rPr>
-            <w:lang w:val="pt_PT" w:bidi="pt_PT"/>
-          </w:rPr>
-          <w:rPr>
-            <w:color w:val="0000EE"/>
-            <w:u w:val="single"/>
-          </w:rPr>
-          <w:t>Êxodo 1.1–5</w:t>
-        </w:r>
-      </w:hyperlink>
-    </w:p>
-    <w:p>
-      <w:pPr>
-        <w:pStyle w:val="ListBullet"/>
-        <w:spacing w:line="240" w:lineRule="auto"/>
-        <w:ind w:left="720"/>
-      </w:pPr>
-      <w:r>
-        <w:rPr>
-          <w:lang w:val="pt_PT" w:bidi="pt_PT"/>
-        </w:rPr>
-      </w:r>
-      <w:hyperlink r:id="rId33">
-        <w:r>
-          <w:rPr>
-            <w:lang w:val="pt_PT" w:bidi="pt_PT"/>
-          </w:rPr>
-          <w:rPr>
-            <w:color w:val="0000EE"/>
-            <w:u w:val="single"/>
-          </w:rPr>
-          <w:t>Gênesis 30.20</w:t>
-        </w:r>
-      </w:hyperlink>
-    </w:p>
-    <w:p>
-      <w:pPr>
-        <w:pStyle w:val="ListBullet"/>
-        <w:spacing w:line="240" w:lineRule="auto"/>
-        <w:ind w:left="720"/>
-      </w:pPr>
-      <w:r>
-        <w:rPr>
-          <w:lang w:val="pt_PT" w:bidi="pt_PT"/>
-        </w:rPr>
-      </w:r>
-      <w:hyperlink r:id="rId34">
-        <w:r>
-          <w:rPr>
-            <w:lang w:val="pt_PT" w:bidi="pt_PT"/>
-          </w:rPr>
-          <w:rPr>
-            <w:color w:val="0000EE"/>
-            <w:u w:val="single"/>
-          </w:rPr>
-          <w:t>Isaías 9.1</w:t>
-        </w:r>
-      </w:hyperlink>
-    </w:p>
-    <w:p>
-      <w:pPr>
-        <w:pStyle w:val="ListBullet"/>
-        <w:spacing w:line="240" w:lineRule="auto"/>
-        <w:ind w:left="720"/>
-      </w:pPr>
-      <w:r>
-        <w:rPr>
-          <w:lang w:val="pt_PT" w:bidi="pt_PT"/>
-        </w:rPr>
-      </w:r>
-      <w:hyperlink r:id="rId35">
-        <w:r>
-          <w:rPr>
-            <w:lang w:val="pt_PT" w:bidi="pt_PT"/>
-          </w:rPr>
-          <w:rPr>
-            <w:color w:val="0000EE"/>
-            <w:u w:val="single"/>
-          </w:rPr>
-          <w:t>Juízes 4.10</w:t>
-        </w:r>
-      </w:hyperlink>
-    </w:p>
-    <w:p>
-      <w:pPr>
-        <w:pStyle w:val="ListBullet"/>
-        <w:spacing w:line="240" w:lineRule="auto"/>
-        <w:ind w:left="720"/>
-      </w:pPr>
-      <w:r>
-        <w:rPr>
-          <w:lang w:val="pt_PT" w:bidi="pt_PT"/>
-        </w:rPr>
-      </w:r>
-      <w:hyperlink r:id="rId36">
-        <w:r>
-          <w:rPr>
-            <w:lang w:val="pt_PT" w:bidi="pt_PT"/>
-          </w:rPr>
-          <w:rPr>
-            <w:color w:val="0000EE"/>
-            <w:u w:val="single"/>
-          </w:rPr>
-          <w:t>Mateus 4.13</w:t>
-        </w:r>
-      </w:hyperlink>
-    </w:p>
-    <w:p>
-      <w:pPr>
-        <w:pStyle w:val="ListBullet"/>
-        <w:spacing w:line="240" w:lineRule="auto"/>
-        <w:ind w:left="720"/>
-      </w:pPr>
-      <w:r>
-        <w:rPr>
-          <w:lang w:val="pt_PT" w:bidi="pt_PT"/>
-        </w:rPr>
-      </w:r>
-      <w:hyperlink r:id="rId37">
-        <w:r>
-          <w:rPr>
-            <w:lang w:val="pt_PT" w:bidi="pt_PT"/>
-          </w:rPr>
-          <w:rPr>
-            <w:color w:val="0000EE"/>
-            <w:u w:val="single"/>
-          </w:rPr>
-          <w:t>Mateus 4.16</w:t>
-        </w:r>
-      </w:hyperlink>
+      <w:r>
+        <w:rPr>
+          <w:lang w:val="pt_PT" w:bidi="pt_PT"/>
+        </w:rPr>
+        <w:t>Êxodo 1.1–5</w:t>
+      </w:r>
+    </w:p>
+    <w:p>
+      <w:pPr>
+        <w:pStyle w:val="ListBullet"/>
+        <w:spacing w:line="240" w:lineRule="auto"/>
+        <w:ind w:left="720"/>
+      </w:pPr>
+      <w:r>
+        <w:rPr>
+          <w:lang w:val="pt_PT" w:bidi="pt_PT"/>
+        </w:rPr>
+      </w:r>
+      <w:r>
+        <w:rPr>
+          <w:lang w:val="pt_PT" w:bidi="pt_PT"/>
+        </w:rPr>
+        <w:t>Gênesis 30.20</w:t>
+      </w:r>
+    </w:p>
+    <w:p>
+      <w:pPr>
+        <w:pStyle w:val="ListBullet"/>
+        <w:spacing w:line="240" w:lineRule="auto"/>
+        <w:ind w:left="720"/>
+      </w:pPr>
+      <w:r>
+        <w:rPr>
+          <w:lang w:val="pt_PT" w:bidi="pt_PT"/>
+        </w:rPr>
+      </w:r>
+      <w:r>
+        <w:rPr>
+          <w:lang w:val="pt_PT" w:bidi="pt_PT"/>
+        </w:rPr>
+        <w:t>Isaías 9.1</w:t>
+      </w:r>
+    </w:p>
+    <w:p>
+      <w:pPr>
+        <w:pStyle w:val="ListBullet"/>
+        <w:spacing w:line="240" w:lineRule="auto"/>
+        <w:ind w:left="720"/>
+      </w:pPr>
+      <w:r>
+        <w:rPr>
+          <w:lang w:val="pt_PT" w:bidi="pt_PT"/>
+        </w:rPr>
+      </w:r>
+      <w:r>
+        <w:rPr>
+          <w:lang w:val="pt_PT" w:bidi="pt_PT"/>
+        </w:rPr>
+        <w:t>Juízes 4.10</w:t>
+      </w:r>
+    </w:p>
+    <w:p>
+      <w:pPr>
+        <w:pStyle w:val="ListBullet"/>
+        <w:spacing w:line="240" w:lineRule="auto"/>
+        <w:ind w:left="720"/>
+      </w:pPr>
+      <w:r>
+        <w:rPr>
+          <w:lang w:val="pt_PT" w:bidi="pt_PT"/>
+        </w:rPr>
+      </w:r>
+      <w:r>
+        <w:rPr>
+          <w:lang w:val="pt_PT" w:bidi="pt_PT"/>
+        </w:rPr>
+        <w:t>Mateus 4.13</w:t>
+      </w:r>
+    </w:p>
+    <w:p>
+      <w:pPr>
+        <w:pStyle w:val="ListBullet"/>
+        <w:spacing w:line="240" w:lineRule="auto"/>
+        <w:ind w:left="720"/>
+      </w:pPr>
+      <w:r>
+        <w:rPr>
+          <w:lang w:val="pt_PT" w:bidi="pt_PT"/>
+        </w:rPr>
+      </w:r>
+      <w:r>
+        <w:rPr>
+          <w:lang w:val="pt_PT" w:bidi="pt_PT"/>
+        </w:rPr>
+        <w:t>Mateus 4.16</w:t>
+      </w:r>
     </w:p>
     <w:p>
       <w:pPr>
@@ -2668,66 +2518,48 @@
           <w:lang w:val="pt_PT" w:bidi="pt_PT"/>
         </w:rPr>
       </w:r>
-      <w:hyperlink r:id="rId38">
-        <w:r>
-          <w:rPr>
-            <w:lang w:val="pt_PT" w:bidi="pt_PT"/>
-          </w:rPr>
-          <w:rPr>
-            <w:color w:val="0000EE"/>
-            <w:u w:val="single"/>
-          </w:rPr>
-          <w:t>1 Crônicas 3.15–16</w:t>
-        </w:r>
-      </w:hyperlink>
-    </w:p>
-    <w:p>
-      <w:pPr>
-        <w:pStyle w:val="ListBullet"/>
-        <w:spacing w:line="240" w:lineRule="auto"/>
-        <w:ind w:left="720"/>
-      </w:pPr>
-      <w:r>
-        <w:rPr>
-          <w:lang w:val="pt_PT" w:bidi="pt_PT"/>
-        </w:rPr>
-      </w:r>
-      <w:hyperlink r:id="rId39">
-        <w:r>
-          <w:rPr>
-            <w:lang w:val="pt_PT" w:bidi="pt_PT"/>
-          </w:rPr>
-          <w:rPr>
-            <w:color w:val="0000EE"/>
-            <w:u w:val="single"/>
-          </w:rPr>
-          <w:t>Jeremias 37.1–2</w:t>
-        </w:r>
-      </w:hyperlink>
-    </w:p>
-    <w:p>
-      <w:pPr>
-        <w:pStyle w:val="ListBullet"/>
-        <w:spacing w:line="240" w:lineRule="auto"/>
-        <w:ind w:left="720"/>
-      </w:pPr>
-      <w:r>
-        <w:rPr>
-          <w:lang w:val="pt_PT" w:bidi="pt_PT"/>
-        </w:rPr>
-      </w:r>
-      <w:hyperlink r:id="rId40">
-        <w:r>
-          <w:rPr>
-            <w:lang w:val="pt_PT" w:bidi="pt_PT"/>
-          </w:rPr>
-          <w:rPr>
-            <w:color w:val="0000EE"/>
-            <w:u w:val="single"/>
-          </w:rPr>
-          <w:t>Jeremias 39.2</w:t>
-        </w:r>
-      </w:hyperlink>
+      <w:r>
+        <w:rPr>
+          <w:lang w:val="pt_PT" w:bidi="pt_PT"/>
+        </w:rPr>
+        <w:t>1 Crônicas 3.15–16</w:t>
+      </w:r>
+    </w:p>
+    <w:p>
+      <w:pPr>
+        <w:pStyle w:val="ListBullet"/>
+        <w:spacing w:line="240" w:lineRule="auto"/>
+        <w:ind w:left="720"/>
+      </w:pPr>
+      <w:r>
+        <w:rPr>
+          <w:lang w:val="pt_PT" w:bidi="pt_PT"/>
+        </w:rPr>
+      </w:r>
+      <w:r>
+        <w:rPr>
+          <w:lang w:val="pt_PT" w:bidi="pt_PT"/>
+        </w:rPr>
+        <w:t>Jeremias 37.1–2</w:t>
+      </w:r>
+    </w:p>
+    <w:p>
+      <w:pPr>
+        <w:pStyle w:val="ListBullet"/>
+        <w:spacing w:line="240" w:lineRule="auto"/>
+        <w:ind w:left="720"/>
+      </w:pPr>
+      <w:r>
+        <w:rPr>
+          <w:lang w:val="pt_PT" w:bidi="pt_PT"/>
+        </w:rPr>
+      </w:r>
+      <w:r>
+        <w:rPr>
+          <w:lang w:val="pt_PT" w:bidi="pt_PT"/>
+        </w:rPr>
+        <w:t>Jeremias 39.2</w:t>
+      </w:r>
     </w:p>
     <w:p>
       <w:pPr>
@@ -3220,186 +3052,138 @@
           <w:lang w:val="pt_PT" w:bidi="pt_PT"/>
         </w:rPr>
       </w:r>
-      <w:hyperlink r:id="rId41">
-        <w:r>
-          <w:rPr>
-            <w:lang w:val="pt_PT" w:bidi="pt_PT"/>
-          </w:rPr>
-          <w:rPr>
-            <w:color w:val="0000EE"/>
-            <w:u w:val="single"/>
-          </w:rPr>
-          <w:t>1 Coríntios 12.31</w:t>
-        </w:r>
-      </w:hyperlink>
-    </w:p>
-    <w:p>
-      <w:pPr>
-        <w:pStyle w:val="ListBullet"/>
-        <w:spacing w:line="240" w:lineRule="auto"/>
-        <w:ind w:left="720"/>
-      </w:pPr>
-      <w:r>
-        <w:rPr>
-          <w:lang w:val="pt_PT" w:bidi="pt_PT"/>
-        </w:rPr>
-      </w:r>
-      <w:hyperlink r:id="rId42">
-        <w:r>
-          <w:rPr>
-            <w:lang w:val="pt_PT" w:bidi="pt_PT"/>
-          </w:rPr>
-          <w:rPr>
-            <w:color w:val="0000EE"/>
-            <w:u w:val="single"/>
-          </w:rPr>
-          <w:t>1 Reis 19.9–10</w:t>
-        </w:r>
-      </w:hyperlink>
-    </w:p>
-    <w:p>
-      <w:pPr>
-        <w:pStyle w:val="ListBullet"/>
-        <w:spacing w:line="240" w:lineRule="auto"/>
-        <w:ind w:left="720"/>
-      </w:pPr>
-      <w:r>
-        <w:rPr>
-          <w:lang w:val="pt_PT" w:bidi="pt_PT"/>
-        </w:rPr>
-      </w:r>
-      <w:hyperlink r:id="rId43">
-        <w:r>
-          <w:rPr>
-            <w:lang w:val="pt_PT" w:bidi="pt_PT"/>
-          </w:rPr>
-          <w:rPr>
-            <w:color w:val="0000EE"/>
-            <w:u w:val="single"/>
-          </w:rPr>
-          <w:t>Atos 22.3</w:t>
-        </w:r>
-      </w:hyperlink>
-    </w:p>
-    <w:p>
-      <w:pPr>
-        <w:pStyle w:val="ListBullet"/>
-        <w:spacing w:line="240" w:lineRule="auto"/>
-        <w:ind w:left="720"/>
-      </w:pPr>
-      <w:r>
-        <w:rPr>
-          <w:lang w:val="pt_PT" w:bidi="pt_PT"/>
-        </w:rPr>
-      </w:r>
-      <w:hyperlink r:id="rId44">
-        <w:r>
-          <w:rPr>
-            <w:lang w:val="pt_PT" w:bidi="pt_PT"/>
-          </w:rPr>
-          <w:rPr>
-            <w:color w:val="0000EE"/>
-            <w:u w:val="single"/>
-          </w:rPr>
-          <w:t>Gálatas 4.17</w:t>
-        </w:r>
-      </w:hyperlink>
-    </w:p>
-    <w:p>
-      <w:pPr>
-        <w:pStyle w:val="ListBullet"/>
-        <w:spacing w:line="240" w:lineRule="auto"/>
-        <w:ind w:left="720"/>
-      </w:pPr>
-      <w:r>
-        <w:rPr>
-          <w:lang w:val="pt_PT" w:bidi="pt_PT"/>
-        </w:rPr>
-      </w:r>
-      <w:hyperlink r:id="rId45">
-        <w:r>
-          <w:rPr>
-            <w:lang w:val="pt_PT" w:bidi="pt_PT"/>
-          </w:rPr>
-          <w:rPr>
-            <w:color w:val="0000EE"/>
-            <w:u w:val="single"/>
-          </w:rPr>
-          <w:t>Isaías 63.15</w:t>
-        </w:r>
-      </w:hyperlink>
-    </w:p>
-    <w:p>
-      <w:pPr>
-        <w:pStyle w:val="ListBullet"/>
-        <w:spacing w:line="240" w:lineRule="auto"/>
-        <w:ind w:left="720"/>
-      </w:pPr>
-      <w:r>
-        <w:rPr>
-          <w:lang w:val="pt_PT" w:bidi="pt_PT"/>
-        </w:rPr>
-      </w:r>
-      <w:hyperlink r:id="rId46">
-        <w:r>
-          <w:rPr>
-            <w:lang w:val="pt_PT" w:bidi="pt_PT"/>
-          </w:rPr>
-          <w:rPr>
-            <w:color w:val="0000EE"/>
-            <w:u w:val="single"/>
-          </w:rPr>
-          <w:t>João 2.17–19</w:t>
-        </w:r>
-      </w:hyperlink>
-    </w:p>
-    <w:p>
-      <w:pPr>
-        <w:pStyle w:val="ListBullet"/>
-        <w:spacing w:line="240" w:lineRule="auto"/>
-        <w:ind w:left="720"/>
-      </w:pPr>
-      <w:r>
-        <w:rPr>
-          <w:lang w:val="pt_PT" w:bidi="pt_PT"/>
-        </w:rPr>
-      </w:r>
-      <w:hyperlink r:id="rId47">
-        <w:r>
-          <w:rPr>
-            <w:lang w:val="pt_PT" w:bidi="pt_PT"/>
-          </w:rPr>
-          <w:rPr>
-            <w:color w:val="0000EE"/>
-            <w:u w:val="single"/>
-          </w:rPr>
-          <w:t>Filipenses 3.6</w:t>
-        </w:r>
-      </w:hyperlink>
-    </w:p>
-    <w:p>
-      <w:pPr>
-        <w:pStyle w:val="ListBullet"/>
-        <w:spacing w:line="240" w:lineRule="auto"/>
-        <w:ind w:left="720"/>
-      </w:pPr>
-      <w:r>
-        <w:rPr>
-          <w:lang w:val="pt_PT" w:bidi="pt_PT"/>
-        </w:rPr>
-      </w:r>
-      <w:hyperlink r:id="rId48">
-        <w:r>
-          <w:rPr>
-            <w:lang w:val="pt_PT" w:bidi="pt_PT"/>
-          </w:rPr>
-          <w:rPr>
-            <w:color w:val="0000EE"/>
-            <w:u w:val="single"/>
-          </w:rPr>
-          <w:t>Romanos 10.1–3</w:t>
-        </w:r>
-      </w:hyperlink>
+      <w:r>
+        <w:rPr>
+          <w:lang w:val="pt_PT" w:bidi="pt_PT"/>
+        </w:rPr>
+        <w:t>1 Coríntios 12.31</w:t>
+      </w:r>
+    </w:p>
+    <w:p>
+      <w:pPr>
+        <w:pStyle w:val="ListBullet"/>
+        <w:spacing w:line="240" w:lineRule="auto"/>
+        <w:ind w:left="720"/>
+      </w:pPr>
+      <w:r>
+        <w:rPr>
+          <w:lang w:val="pt_PT" w:bidi="pt_PT"/>
+        </w:rPr>
+      </w:r>
+      <w:r>
+        <w:rPr>
+          <w:lang w:val="pt_PT" w:bidi="pt_PT"/>
+        </w:rPr>
+        <w:t>1 Reis 19.9–10</w:t>
+      </w:r>
+    </w:p>
+    <w:p>
+      <w:pPr>
+        <w:pStyle w:val="ListBullet"/>
+        <w:spacing w:line="240" w:lineRule="auto"/>
+        <w:ind w:left="720"/>
+      </w:pPr>
+      <w:r>
+        <w:rPr>
+          <w:lang w:val="pt_PT" w:bidi="pt_PT"/>
+        </w:rPr>
+      </w:r>
+      <w:r>
+        <w:rPr>
+          <w:lang w:val="pt_PT" w:bidi="pt_PT"/>
+        </w:rPr>
+        <w:t>Atos 22.3</w:t>
+      </w:r>
+    </w:p>
+    <w:p>
+      <w:pPr>
+        <w:pStyle w:val="ListBullet"/>
+        <w:spacing w:line="240" w:lineRule="auto"/>
+        <w:ind w:left="720"/>
+      </w:pPr>
+      <w:r>
+        <w:rPr>
+          <w:lang w:val="pt_PT" w:bidi="pt_PT"/>
+        </w:rPr>
+      </w:r>
+      <w:r>
+        <w:rPr>
+          <w:lang w:val="pt_PT" w:bidi="pt_PT"/>
+        </w:rPr>
+        <w:t>Gálatas 4.17</w:t>
+      </w:r>
+    </w:p>
+    <w:p>
+      <w:pPr>
+        <w:pStyle w:val="ListBullet"/>
+        <w:spacing w:line="240" w:lineRule="auto"/>
+        <w:ind w:left="720"/>
+      </w:pPr>
+      <w:r>
+        <w:rPr>
+          <w:lang w:val="pt_PT" w:bidi="pt_PT"/>
+        </w:rPr>
+      </w:r>
+      <w:r>
+        <w:rPr>
+          <w:lang w:val="pt_PT" w:bidi="pt_PT"/>
+        </w:rPr>
+        <w:t>Isaías 63.15</w:t>
+      </w:r>
+    </w:p>
+    <w:p>
+      <w:pPr>
+        <w:pStyle w:val="ListBullet"/>
+        <w:spacing w:line="240" w:lineRule="auto"/>
+        <w:ind w:left="720"/>
+      </w:pPr>
+      <w:r>
+        <w:rPr>
+          <w:lang w:val="pt_PT" w:bidi="pt_PT"/>
+        </w:rPr>
+      </w:r>
+      <w:r>
+        <w:rPr>
+          <w:lang w:val="pt_PT" w:bidi="pt_PT"/>
+        </w:rPr>
+        <w:t>João 2.17–19</w:t>
+      </w:r>
+    </w:p>
+    <w:p>
+      <w:pPr>
+        <w:pStyle w:val="ListBullet"/>
+        <w:spacing w:line="240" w:lineRule="auto"/>
+        <w:ind w:left="720"/>
+      </w:pPr>
+      <w:r>
+        <w:rPr>
+          <w:lang w:val="pt_PT" w:bidi="pt_PT"/>
+        </w:rPr>
+      </w:r>
+      <w:r>
+        <w:rPr>
+          <w:lang w:val="pt_PT" w:bidi="pt_PT"/>
+        </w:rPr>
+        <w:t>Filipenses 3.6</w:t>
+      </w:r>
+    </w:p>
+    <w:p>
+      <w:pPr>
+        <w:pStyle w:val="ListBullet"/>
+        <w:spacing w:line="240" w:lineRule="auto"/>
+        <w:ind w:left="720"/>
+      </w:pPr>
+      <w:r>
+        <w:rPr>
+          <w:lang w:val="pt_PT" w:bidi="pt_PT"/>
+        </w:rPr>
+      </w:r>
+      <w:r>
+        <w:rPr>
+          <w:lang w:val="pt_PT" w:bidi="pt_PT"/>
+        </w:rPr>
+        <w:t>Romanos 10.1–3</w:t>
+      </w:r>
     </w:p>
     <w:p>
       <w:pPr>
@@ -3623,42 +3407,30 @@
           <w:lang w:val="pt_PT" w:bidi="pt_PT"/>
         </w:rPr>
       </w:r>
-      <w:hyperlink r:id="rId49">
-        <w:r>
-          <w:rPr>
-            <w:lang w:val="pt_PT" w:bidi="pt_PT"/>
-          </w:rPr>
-          <w:rPr>
-            <w:color w:val="0000EE"/>
-            <w:u w:val="single"/>
-          </w:rPr>
-          <w:t>Gênesis 29.23</w:t>
-        </w:r>
-      </w:hyperlink>
-    </w:p>
-    <w:p>
-      <w:pPr>
-        <w:pStyle w:val="ListBullet"/>
-        <w:spacing w:line="240" w:lineRule="auto"/>
-        <w:ind w:left="720"/>
-      </w:pPr>
-      <w:r>
-        <w:rPr>
-          <w:lang w:val="pt_PT" w:bidi="pt_PT"/>
-        </w:rPr>
-      </w:r>
-      <w:hyperlink r:id="rId50">
-        <w:r>
-          <w:rPr>
-            <w:lang w:val="pt_PT" w:bidi="pt_PT"/>
-          </w:rPr>
-          <w:rPr>
-            <w:color w:val="0000EE"/>
-            <w:u w:val="single"/>
-          </w:rPr>
-          <w:t>Gênesis 30.9</w:t>
-        </w:r>
-      </w:hyperlink>
+      <w:r>
+        <w:rPr>
+          <w:lang w:val="pt_PT" w:bidi="pt_PT"/>
+        </w:rPr>
+        <w:t>Gênesis 29.23</w:t>
+      </w:r>
+    </w:p>
+    <w:p>
+      <w:pPr>
+        <w:pStyle w:val="ListBullet"/>
+        <w:spacing w:line="240" w:lineRule="auto"/>
+        <w:ind w:left="720"/>
+      </w:pPr>
+      <w:r>
+        <w:rPr>
+          <w:lang w:val="pt_PT" w:bidi="pt_PT"/>
+        </w:rPr>
+      </w:r>
+      <w:r>
+        <w:rPr>
+          <w:lang w:val="pt_PT" w:bidi="pt_PT"/>
+        </w:rPr>
+        <w:t>Gênesis 30.9</w:t>
+      </w:r>
     </w:p>
     <w:p>
       <w:pPr>
@@ -3870,114 +3642,84 @@
           <w:lang w:val="pt_PT" w:bidi="pt_PT"/>
         </w:rPr>
       </w:r>
-      <w:hyperlink r:id="rId51">
-        <w:r>
-          <w:rPr>
-            <w:lang w:val="pt_PT" w:bidi="pt_PT"/>
-          </w:rPr>
-          <w:rPr>
-            <w:color w:val="0000EE"/>
-            <w:u w:val="single"/>
-          </w:rPr>
-          <w:t>Deuteronômio 34.1–3</w:t>
-        </w:r>
-      </w:hyperlink>
-    </w:p>
-    <w:p>
-      <w:pPr>
-        <w:pStyle w:val="ListBullet"/>
-        <w:spacing w:line="240" w:lineRule="auto"/>
-        <w:ind w:left="720"/>
-      </w:pPr>
-      <w:r>
-        <w:rPr>
-          <w:lang w:val="pt_PT" w:bidi="pt_PT"/>
-        </w:rPr>
-      </w:r>
-      <w:hyperlink r:id="rId52">
-        <w:r>
-          <w:rPr>
-            <w:lang w:val="pt_PT" w:bidi="pt_PT"/>
-          </w:rPr>
-          <w:rPr>
-            <w:color w:val="0000EE"/>
-            <w:u w:val="single"/>
-          </w:rPr>
-          <w:t>Gênesis 13.10–11</w:t>
-        </w:r>
-      </w:hyperlink>
-    </w:p>
-    <w:p>
-      <w:pPr>
-        <w:pStyle w:val="ListBullet"/>
-        <w:spacing w:line="240" w:lineRule="auto"/>
-        <w:ind w:left="720"/>
-      </w:pPr>
-      <w:r>
-        <w:rPr>
-          <w:lang w:val="pt_PT" w:bidi="pt_PT"/>
-        </w:rPr>
-      </w:r>
-      <w:hyperlink r:id="rId53">
-        <w:r>
-          <w:rPr>
-            <w:lang w:val="pt_PT" w:bidi="pt_PT"/>
-          </w:rPr>
-          <w:rPr>
-            <w:color w:val="0000EE"/>
-            <w:u w:val="single"/>
-          </w:rPr>
-          <w:t>Gênesis 14.1–2</w:t>
-        </w:r>
-      </w:hyperlink>
-    </w:p>
-    <w:p>
-      <w:pPr>
-        <w:pStyle w:val="ListBullet"/>
-        <w:spacing w:line="240" w:lineRule="auto"/>
-        <w:ind w:left="720"/>
-      </w:pPr>
-      <w:r>
-        <w:rPr>
-          <w:lang w:val="pt_PT" w:bidi="pt_PT"/>
-        </w:rPr>
-      </w:r>
-      <w:hyperlink r:id="rId54">
-        <w:r>
-          <w:rPr>
-            <w:lang w:val="pt_PT" w:bidi="pt_PT"/>
-          </w:rPr>
-          <w:rPr>
-            <w:color w:val="0000EE"/>
-            <w:u w:val="single"/>
-          </w:rPr>
-          <w:t>Gênesis 19.22</w:t>
-        </w:r>
-      </w:hyperlink>
-    </w:p>
-    <w:p>
-      <w:pPr>
-        <w:pStyle w:val="ListBullet"/>
-        <w:spacing w:line="240" w:lineRule="auto"/>
-        <w:ind w:left="720"/>
-      </w:pPr>
-      <w:r>
-        <w:rPr>
-          <w:lang w:val="pt_PT" w:bidi="pt_PT"/>
-        </w:rPr>
-      </w:r>
-      <w:hyperlink r:id="rId55">
-        <w:r>
-          <w:rPr>
-            <w:lang w:val="pt_PT" w:bidi="pt_PT"/>
-          </w:rPr>
-          <w:rPr>
-            <w:color w:val="0000EE"/>
-            <w:u w:val="single"/>
-          </w:rPr>
-          <w:t>Gênesis 19.23</w:t>
-        </w:r>
-      </w:hyperlink>
+      <w:r>
+        <w:rPr>
+          <w:lang w:val="pt_PT" w:bidi="pt_PT"/>
+        </w:rPr>
+        <w:t>Deuteronômio 34.1–3</w:t>
+      </w:r>
+    </w:p>
+    <w:p>
+      <w:pPr>
+        <w:pStyle w:val="ListBullet"/>
+        <w:spacing w:line="240" w:lineRule="auto"/>
+        <w:ind w:left="720"/>
+      </w:pPr>
+      <w:r>
+        <w:rPr>
+          <w:lang w:val="pt_PT" w:bidi="pt_PT"/>
+        </w:rPr>
+      </w:r>
+      <w:r>
+        <w:rPr>
+          <w:lang w:val="pt_PT" w:bidi="pt_PT"/>
+        </w:rPr>
+        <w:t>Gênesis 13.10–11</w:t>
+      </w:r>
+    </w:p>
+    <w:p>
+      <w:pPr>
+        <w:pStyle w:val="ListBullet"/>
+        <w:spacing w:line="240" w:lineRule="auto"/>
+        <w:ind w:left="720"/>
+      </w:pPr>
+      <w:r>
+        <w:rPr>
+          <w:lang w:val="pt_PT" w:bidi="pt_PT"/>
+        </w:rPr>
+      </w:r>
+      <w:r>
+        <w:rPr>
+          <w:lang w:val="pt_PT" w:bidi="pt_PT"/>
+        </w:rPr>
+        <w:t>Gênesis 14.1–2</w:t>
+      </w:r>
+    </w:p>
+    <w:p>
+      <w:pPr>
+        <w:pStyle w:val="ListBullet"/>
+        <w:spacing w:line="240" w:lineRule="auto"/>
+        <w:ind w:left="720"/>
+      </w:pPr>
+      <w:r>
+        <w:rPr>
+          <w:lang w:val="pt_PT" w:bidi="pt_PT"/>
+        </w:rPr>
+      </w:r>
+      <w:r>
+        <w:rPr>
+          <w:lang w:val="pt_PT" w:bidi="pt_PT"/>
+        </w:rPr>
+        <w:t>Gênesis 19.22</w:t>
+      </w:r>
+    </w:p>
+    <w:p>
+      <w:pPr>
+        <w:pStyle w:val="ListBullet"/>
+        <w:spacing w:line="240" w:lineRule="auto"/>
+        <w:ind w:left="720"/>
+      </w:pPr>
+      <w:r>
+        <w:rPr>
+          <w:lang w:val="pt_PT" w:bidi="pt_PT"/>
+        </w:rPr>
+      </w:r>
+      <w:r>
+        <w:rPr>
+          <w:lang w:val="pt_PT" w:bidi="pt_PT"/>
+        </w:rPr>
+        <w:t>Gênesis 19.23</w:t>
+      </w:r>
     </w:p>
     <w:p>
       <w:pPr>
@@ -4179,210 +3921,156 @@
           <w:lang w:val="pt_PT" w:bidi="pt_PT"/>
         </w:rPr>
       </w:r>
-      <w:hyperlink r:id="rId56">
-        <w:r>
-          <w:rPr>
-            <w:lang w:val="pt_PT" w:bidi="pt_PT"/>
-          </w:rPr>
-          <w:rPr>
-            <w:color w:val="0000EE"/>
-            <w:u w:val="single"/>
-          </w:rPr>
-          <w:t>2 Pedro 3.4</w:t>
-        </w:r>
-      </w:hyperlink>
-    </w:p>
-    <w:p>
-      <w:pPr>
-        <w:pStyle w:val="ListBullet"/>
-        <w:spacing w:line="240" w:lineRule="auto"/>
-        <w:ind w:left="720"/>
-      </w:pPr>
-      <w:r>
-        <w:rPr>
-          <w:lang w:val="pt_PT" w:bidi="pt_PT"/>
-        </w:rPr>
-      </w:r>
-      <w:hyperlink r:id="rId57">
-        <w:r>
-          <w:rPr>
-            <w:lang w:val="pt_PT" w:bidi="pt_PT"/>
-          </w:rPr>
-          <w:rPr>
-            <w:color w:val="0000EE"/>
-            <w:u w:val="single"/>
-          </w:rPr>
-          <w:t>Atos 2.12–13</w:t>
-        </w:r>
-      </w:hyperlink>
-    </w:p>
-    <w:p>
-      <w:pPr>
-        <w:pStyle w:val="ListBullet"/>
-        <w:spacing w:line="240" w:lineRule="auto"/>
-        <w:ind w:left="720"/>
-      </w:pPr>
-      <w:r>
-        <w:rPr>
-          <w:lang w:val="pt_PT" w:bidi="pt_PT"/>
-        </w:rPr>
-      </w:r>
-      <w:hyperlink r:id="rId58">
-        <w:r>
-          <w:rPr>
-            <w:lang w:val="pt_PT" w:bidi="pt_PT"/>
-          </w:rPr>
-          <w:rPr>
-            <w:color w:val="0000EE"/>
-            <w:u w:val="single"/>
-          </w:rPr>
-          <w:t>Gálatas 6.6–8</w:t>
-        </w:r>
-      </w:hyperlink>
-    </w:p>
-    <w:p>
-      <w:pPr>
-        <w:pStyle w:val="ListBullet"/>
-        <w:spacing w:line="240" w:lineRule="auto"/>
-        <w:ind w:left="720"/>
-      </w:pPr>
-      <w:r>
-        <w:rPr>
-          <w:lang w:val="pt_PT" w:bidi="pt_PT"/>
-        </w:rPr>
-      </w:r>
-      <w:hyperlink r:id="rId59">
-        <w:r>
-          <w:rPr>
-            <w:lang w:val="pt_PT" w:bidi="pt_PT"/>
-          </w:rPr>
-          <w:rPr>
-            <w:color w:val="0000EE"/>
-            <w:u w:val="single"/>
-          </w:rPr>
-          <w:t>Gênesis 39.13–15</w:t>
-        </w:r>
-      </w:hyperlink>
-    </w:p>
-    <w:p>
-      <w:pPr>
-        <w:pStyle w:val="ListBullet"/>
-        <w:spacing w:line="240" w:lineRule="auto"/>
-        <w:ind w:left="720"/>
-      </w:pPr>
-      <w:r>
-        <w:rPr>
-          <w:lang w:val="pt_PT" w:bidi="pt_PT"/>
-        </w:rPr>
-      </w:r>
-      <w:hyperlink r:id="rId60">
-        <w:r>
-          <w:rPr>
-            <w:lang w:val="pt_PT" w:bidi="pt_PT"/>
-          </w:rPr>
-          <w:rPr>
-            <w:color w:val="0000EE"/>
-            <w:u w:val="single"/>
-          </w:rPr>
-          <w:t>Lucas 22.63–65</w:t>
-        </w:r>
-      </w:hyperlink>
-    </w:p>
-    <w:p>
-      <w:pPr>
-        <w:pStyle w:val="ListBullet"/>
-        <w:spacing w:line="240" w:lineRule="auto"/>
-        <w:ind w:left="720"/>
-      </w:pPr>
-      <w:r>
-        <w:rPr>
-          <w:lang w:val="pt_PT" w:bidi="pt_PT"/>
-        </w:rPr>
-      </w:r>
-      <w:hyperlink r:id="rId61">
-        <w:r>
-          <w:rPr>
-            <w:lang w:val="pt_PT" w:bidi="pt_PT"/>
-          </w:rPr>
-          <w:rPr>
-            <w:color w:val="0000EE"/>
-            <w:u w:val="single"/>
-          </w:rPr>
-          <w:t>Marcos 10.34</w:t>
-        </w:r>
-      </w:hyperlink>
-    </w:p>
-    <w:p>
-      <w:pPr>
-        <w:pStyle w:val="ListBullet"/>
-        <w:spacing w:line="240" w:lineRule="auto"/>
-        <w:ind w:left="720"/>
-      </w:pPr>
-      <w:r>
-        <w:rPr>
-          <w:lang w:val="pt_PT" w:bidi="pt_PT"/>
-        </w:rPr>
-      </w:r>
-      <w:hyperlink r:id="rId62">
-        <w:r>
-          <w:rPr>
-            <w:lang w:val="pt_PT" w:bidi="pt_PT"/>
-          </w:rPr>
-          <w:rPr>
-            <w:color w:val="0000EE"/>
-            <w:u w:val="single"/>
-          </w:rPr>
-          <w:t>Mateus 9.23–24</w:t>
-        </w:r>
-      </w:hyperlink>
-    </w:p>
-    <w:p>
-      <w:pPr>
-        <w:pStyle w:val="ListBullet"/>
-        <w:spacing w:line="240" w:lineRule="auto"/>
-        <w:ind w:left="720"/>
-      </w:pPr>
-      <w:r>
-        <w:rPr>
-          <w:lang w:val="pt_PT" w:bidi="pt_PT"/>
-        </w:rPr>
-      </w:r>
-      <w:hyperlink r:id="rId63">
-        <w:r>
-          <w:rPr>
-            <w:lang w:val="pt_PT" w:bidi="pt_PT"/>
-          </w:rPr>
-          <w:rPr>
-            <w:color w:val="0000EE"/>
-            <w:u w:val="single"/>
-          </w:rPr>
-          <w:t>Mateus 20.19</w:t>
-        </w:r>
-      </w:hyperlink>
-    </w:p>
-    <w:p>
-      <w:pPr>
-        <w:pStyle w:val="ListBullet"/>
-        <w:spacing w:line="240" w:lineRule="auto"/>
-        <w:ind w:left="720"/>
-      </w:pPr>
-      <w:r>
-        <w:rPr>
-          <w:lang w:val="pt_PT" w:bidi="pt_PT"/>
-        </w:rPr>
-      </w:r>
-      <w:hyperlink r:id="rId64">
-        <w:r>
-          <w:rPr>
-            <w:lang w:val="pt_PT" w:bidi="pt_PT"/>
-          </w:rPr>
-          <w:rPr>
-            <w:color w:val="0000EE"/>
-            <w:u w:val="single"/>
-          </w:rPr>
-          <w:t>Mateus 27.29</w:t>
-        </w:r>
-      </w:hyperlink>
+      <w:r>
+        <w:rPr>
+          <w:lang w:val="pt_PT" w:bidi="pt_PT"/>
+        </w:rPr>
+        <w:t>2 Pedro 3.4</w:t>
+      </w:r>
+    </w:p>
+    <w:p>
+      <w:pPr>
+        <w:pStyle w:val="ListBullet"/>
+        <w:spacing w:line="240" w:lineRule="auto"/>
+        <w:ind w:left="720"/>
+      </w:pPr>
+      <w:r>
+        <w:rPr>
+          <w:lang w:val="pt_PT" w:bidi="pt_PT"/>
+        </w:rPr>
+      </w:r>
+      <w:r>
+        <w:rPr>
+          <w:lang w:val="pt_PT" w:bidi="pt_PT"/>
+        </w:rPr>
+        <w:t>Atos 2.12–13</w:t>
+      </w:r>
+    </w:p>
+    <w:p>
+      <w:pPr>
+        <w:pStyle w:val="ListBullet"/>
+        <w:spacing w:line="240" w:lineRule="auto"/>
+        <w:ind w:left="720"/>
+      </w:pPr>
+      <w:r>
+        <w:rPr>
+          <w:lang w:val="pt_PT" w:bidi="pt_PT"/>
+        </w:rPr>
+      </w:r>
+      <w:r>
+        <w:rPr>
+          <w:lang w:val="pt_PT" w:bidi="pt_PT"/>
+        </w:rPr>
+        <w:t>Gálatas 6.6–8</w:t>
+      </w:r>
+    </w:p>
+    <w:p>
+      <w:pPr>
+        <w:pStyle w:val="ListBullet"/>
+        <w:spacing w:line="240" w:lineRule="auto"/>
+        <w:ind w:left="720"/>
+      </w:pPr>
+      <w:r>
+        <w:rPr>
+          <w:lang w:val="pt_PT" w:bidi="pt_PT"/>
+        </w:rPr>
+      </w:r>
+      <w:r>
+        <w:rPr>
+          <w:lang w:val="pt_PT" w:bidi="pt_PT"/>
+        </w:rPr>
+        <w:t>Gênesis 39.13–15</w:t>
+      </w:r>
+    </w:p>
+    <w:p>
+      <w:pPr>
+        <w:pStyle w:val="ListBullet"/>
+        <w:spacing w:line="240" w:lineRule="auto"/>
+        <w:ind w:left="720"/>
+      </w:pPr>
+      <w:r>
+        <w:rPr>
+          <w:lang w:val="pt_PT" w:bidi="pt_PT"/>
+        </w:rPr>
+      </w:r>
+      <w:r>
+        <w:rPr>
+          <w:lang w:val="pt_PT" w:bidi="pt_PT"/>
+        </w:rPr>
+        <w:t>Lucas 22.63–65</w:t>
+      </w:r>
+    </w:p>
+    <w:p>
+      <w:pPr>
+        <w:pStyle w:val="ListBullet"/>
+        <w:spacing w:line="240" w:lineRule="auto"/>
+        <w:ind w:left="720"/>
+      </w:pPr>
+      <w:r>
+        <w:rPr>
+          <w:lang w:val="pt_PT" w:bidi="pt_PT"/>
+        </w:rPr>
+      </w:r>
+      <w:r>
+        <w:rPr>
+          <w:lang w:val="pt_PT" w:bidi="pt_PT"/>
+        </w:rPr>
+        <w:t>Marcos 10.34</w:t>
+      </w:r>
+    </w:p>
+    <w:p>
+      <w:pPr>
+        <w:pStyle w:val="ListBullet"/>
+        <w:spacing w:line="240" w:lineRule="auto"/>
+        <w:ind w:left="720"/>
+      </w:pPr>
+      <w:r>
+        <w:rPr>
+          <w:lang w:val="pt_PT" w:bidi="pt_PT"/>
+        </w:rPr>
+      </w:r>
+      <w:r>
+        <w:rPr>
+          <w:lang w:val="pt_PT" w:bidi="pt_PT"/>
+        </w:rPr>
+        <w:t>Mateus 9.23–24</w:t>
+      </w:r>
+    </w:p>
+    <w:p>
+      <w:pPr>
+        <w:pStyle w:val="ListBullet"/>
+        <w:spacing w:line="240" w:lineRule="auto"/>
+        <w:ind w:left="720"/>
+      </w:pPr>
+      <w:r>
+        <w:rPr>
+          <w:lang w:val="pt_PT" w:bidi="pt_PT"/>
+        </w:rPr>
+      </w:r>
+      <w:r>
+        <w:rPr>
+          <w:lang w:val="pt_PT" w:bidi="pt_PT"/>
+        </w:rPr>
+        <w:t>Mateus 20.19</w:t>
+      </w:r>
+    </w:p>
+    <w:p>
+      <w:pPr>
+        <w:pStyle w:val="ListBullet"/>
+        <w:spacing w:line="240" w:lineRule="auto"/>
+        <w:ind w:left="720"/>
+      </w:pPr>
+      <w:r>
+        <w:rPr>
+          <w:lang w:val="pt_PT" w:bidi="pt_PT"/>
+        </w:rPr>
+      </w:r>
+      <w:r>
+        <w:rPr>
+          <w:lang w:val="pt_PT" w:bidi="pt_PT"/>
+        </w:rPr>
+        <w:t>Mateus 27.29</w:t>
+      </w:r>
     </w:p>
     <w:p>
       <w:pPr>
@@ -4909,114 +4597,84 @@
           <w:lang w:val="pt_PT" w:bidi="pt_PT"/>
         </w:rPr>
       </w:r>
-      <w:hyperlink r:id="rId65">
-        <w:r>
-          <w:rPr>
-            <w:lang w:val="pt_PT" w:bidi="pt_PT"/>
-          </w:rPr>
-          <w:rPr>
-            <w:color w:val="0000EE"/>
-            <w:u w:val="single"/>
-          </w:rPr>
-          <w:t>1 Crônicas 3.19–21</w:t>
-        </w:r>
-      </w:hyperlink>
-    </w:p>
-    <w:p>
-      <w:pPr>
-        <w:pStyle w:val="ListBullet"/>
-        <w:spacing w:line="240" w:lineRule="auto"/>
-        <w:ind w:left="720"/>
-      </w:pPr>
-      <w:r>
-        <w:rPr>
-          <w:lang w:val="pt_PT" w:bidi="pt_PT"/>
-        </w:rPr>
-      </w:r>
-      <w:hyperlink r:id="rId66">
-        <w:r>
-          <w:rPr>
-            <w:lang w:val="pt_PT" w:bidi="pt_PT"/>
-          </w:rPr>
-          <w:rPr>
-            <w:color w:val="0000EE"/>
-            <w:u w:val="single"/>
-          </w:rPr>
-          <w:t>Esdras 2.1–2</w:t>
-        </w:r>
-      </w:hyperlink>
-    </w:p>
-    <w:p>
-      <w:pPr>
-        <w:pStyle w:val="ListBullet"/>
-        <w:spacing w:line="240" w:lineRule="auto"/>
-        <w:ind w:left="720"/>
-      </w:pPr>
-      <w:r>
-        <w:rPr>
-          <w:lang w:val="pt_PT" w:bidi="pt_PT"/>
-        </w:rPr>
-      </w:r>
-      <w:hyperlink r:id="rId67">
-        <w:r>
-          <w:rPr>
-            <w:lang w:val="pt_PT" w:bidi="pt_PT"/>
-          </w:rPr>
-          <w:rPr>
-            <w:color w:val="0000EE"/>
-            <w:u w:val="single"/>
-          </w:rPr>
-          <w:t>Esdras 3.8–9</w:t>
-        </w:r>
-      </w:hyperlink>
-    </w:p>
-    <w:p>
-      <w:pPr>
-        <w:pStyle w:val="ListBullet"/>
-        <w:spacing w:line="240" w:lineRule="auto"/>
-        <w:ind w:left="720"/>
-      </w:pPr>
-      <w:r>
-        <w:rPr>
-          <w:lang w:val="pt_PT" w:bidi="pt_PT"/>
-        </w:rPr>
-      </w:r>
-      <w:hyperlink r:id="rId68">
-        <w:r>
-          <w:rPr>
-            <w:lang w:val="pt_PT" w:bidi="pt_PT"/>
-          </w:rPr>
-          <w:rPr>
-            <w:color w:val="0000EE"/>
-            <w:u w:val="single"/>
-          </w:rPr>
-          <w:t>Lucas 3.27–29</w:t>
-        </w:r>
-      </w:hyperlink>
-    </w:p>
-    <w:p>
-      <w:pPr>
-        <w:pStyle w:val="ListBullet"/>
-        <w:spacing w:line="240" w:lineRule="auto"/>
-        <w:ind w:left="720"/>
-      </w:pPr>
-      <w:r>
-        <w:rPr>
-          <w:lang w:val="pt_PT" w:bidi="pt_PT"/>
-        </w:rPr>
-      </w:r>
-      <w:hyperlink r:id="rId69">
-        <w:r>
-          <w:rPr>
-            <w:lang w:val="pt_PT" w:bidi="pt_PT"/>
-          </w:rPr>
-          <w:rPr>
-            <w:color w:val="0000EE"/>
-            <w:u w:val="single"/>
-          </w:rPr>
-          <w:t>Mateus 1.12</w:t>
-        </w:r>
-      </w:hyperlink>
+      <w:r>
+        <w:rPr>
+          <w:lang w:val="pt_PT" w:bidi="pt_PT"/>
+        </w:rPr>
+        <w:t>1 Crônicas 3.19–21</w:t>
+      </w:r>
+    </w:p>
+    <w:p>
+      <w:pPr>
+        <w:pStyle w:val="ListBullet"/>
+        <w:spacing w:line="240" w:lineRule="auto"/>
+        <w:ind w:left="720"/>
+      </w:pPr>
+      <w:r>
+        <w:rPr>
+          <w:lang w:val="pt_PT" w:bidi="pt_PT"/>
+        </w:rPr>
+      </w:r>
+      <w:r>
+        <w:rPr>
+          <w:lang w:val="pt_PT" w:bidi="pt_PT"/>
+        </w:rPr>
+        <w:t>Esdras 2.1–2</w:t>
+      </w:r>
+    </w:p>
+    <w:p>
+      <w:pPr>
+        <w:pStyle w:val="ListBullet"/>
+        <w:spacing w:line="240" w:lineRule="auto"/>
+        <w:ind w:left="720"/>
+      </w:pPr>
+      <w:r>
+        <w:rPr>
+          <w:lang w:val="pt_PT" w:bidi="pt_PT"/>
+        </w:rPr>
+      </w:r>
+      <w:r>
+        <w:rPr>
+          <w:lang w:val="pt_PT" w:bidi="pt_PT"/>
+        </w:rPr>
+        <w:t>Esdras 3.8–9</w:t>
+      </w:r>
+    </w:p>
+    <w:p>
+      <w:pPr>
+        <w:pStyle w:val="ListBullet"/>
+        <w:spacing w:line="240" w:lineRule="auto"/>
+        <w:ind w:left="720"/>
+      </w:pPr>
+      <w:r>
+        <w:rPr>
+          <w:lang w:val="pt_PT" w:bidi="pt_PT"/>
+        </w:rPr>
+      </w:r>
+      <w:r>
+        <w:rPr>
+          <w:lang w:val="pt_PT" w:bidi="pt_PT"/>
+        </w:rPr>
+        <w:t>Lucas 3.27–29</w:t>
+      </w:r>
+    </w:p>
+    <w:p>
+      <w:pPr>
+        <w:pStyle w:val="ListBullet"/>
+        <w:spacing w:line="240" w:lineRule="auto"/>
+        <w:ind w:left="720"/>
+      </w:pPr>
+      <w:r>
+        <w:rPr>
+          <w:lang w:val="pt_PT" w:bidi="pt_PT"/>
+        </w:rPr>
+      </w:r>
+      <w:r>
+        <w:rPr>
+          <w:lang w:val="pt_PT" w:bidi="pt_PT"/>
+        </w:rPr>
+        <w:t>Mateus 1.12</w:t>
+      </w:r>
     </w:p>
     <w:p>
       <w:pPr>
